--- a/docs/semanarios/2026-09/semanario-ricardo-palhares-2026-09-21-a-25-semana-b.docx
+++ b/docs/semanarios/2026-09/semanario-ricardo-palhares-2026-09-21-a-25-semana-b.docx
@@ -907,6 +907,20 @@
     <w:bookmarkStart w:id="12" w:name="X94726b371eb6b37fc86d74a83e3a76829bbb8b5"/>
     <w:p>
       <w:pPr>
+        <w:pStyle w:val="Heading4"/>
+      </w:pPr>
+      <w:r>
+        <w:t>Resumo do Encontro</w:t>
+      </w:r>
+    </w:p>
+    <w:p>
+      <w:pPr/>
+      <w:r>
+        <w:t>Mensagem de rotina para as famílias: Hoje a turma criou e programou um carro maluco para percorrer uma pista elaborada coletivamente. As crianças planejaram trajetos, organizaram os comandos, testaram as sequências e ajustaram a programação até que o carro cumprisse o desafio. No desfile final, puderam apresentar suas soluções e celebrar as descobertas da turma.</w:t>
+      </w:r>
+    </w:p>
+    <w:p>
+      <w:pPr>
         <w:pStyle w:val="Heading3"/>
       </w:pPr>
       <w:r>
@@ -965,6 +979,20 @@
     <w:bookmarkStart w:id="13" w:name="º-ano-desafio-de-instrumentos-de-medida"/>
     <w:p>
       <w:pPr>
+        <w:pStyle w:val="Heading4"/>
+      </w:pPr>
+      <w:r>
+        <w:t>Resumo do Encontro</w:t>
+      </w:r>
+    </w:p>
+    <w:p>
+      <w:pPr/>
+      <w:r>
+        <w:t>Mensagem de rotina para as famílias: Hoje a turma retomou os estudos sobre cores e construiu o Robô batedor de asas. Durante a montagem, as crianças observaram como as peças formam um mecanismo, testaram o movimento das asas e fizeram ajustes quando necessário. A atividade uniu investigação, criatividade e trabalho em equipe.</w:t>
+      </w:r>
+    </w:p>
+    <w:p>
+      <w:pPr>
         <w:pStyle w:val="Heading3"/>
       </w:pPr>
       <w:r>
@@ -1023,6 +1051,20 @@
     <w:bookmarkStart w:id="14" w:name="º-ano-desafio-de-bem-estar"/>
     <w:p>
       <w:pPr>
+        <w:pStyle w:val="Heading4"/>
+      </w:pPr>
+      <w:r>
+        <w:t>Resumo do Encontro</w:t>
+      </w:r>
+    </w:p>
+    <w:p>
+      <w:pPr/>
+      <w:r>
+        <w:t>Mensagem de rotina para as famílias: Hoje a turma participou de desafios de medição, escolhendo instrumentos adequados para cada situação. As crianças compararam resultados, testaram estratégias e explicaram aos colegas por que cada escolha fazia sentido. A proposta fortaleceu a observação, o raciocínio matemático e a comunicação das descobertas.</w:t>
+      </w:r>
+    </w:p>
+    <w:p>
+      <w:pPr>
         <w:pStyle w:val="Heading3"/>
       </w:pPr>
       <w:r>
@@ -1080,6 +1122,21 @@
     <w:bookmarkEnd w:id="14"/>
     <w:bookmarkEnd w:id="15"/>
     <w:bookmarkEnd w:id="16"/>
+    <w:p>
+      <w:pPr>
+        <w:pStyle w:val="Heading4"/>
+      </w:pPr>
+      <w:r>
+        <w:t>Resumo do Encontro</w:t>
+      </w:r>
+    </w:p>
+    <w:p>
+      <w:pPr/>
+      <w:r>
+        <w:t>Mensagem de rotina para as famílias: Hoje a turma participou de um desafio de bem-estar a partir do que estudou sobre o sistema respiratório. As crianças analisaram situações do cotidiano, relacionaram respiração, movimento e cuidados com o corpo e compartilharam suas conclusões. Foi um momento de investigar como os conhecimentos científicos também ajudam nas escolhas do dia a dia.</w:t>
+      </w:r>
+    </w:p>
+    <w:p/>
     <w:sectPr>
       <w:footnotePr>
         <w:numRestart w:val="eachSect"/>
